--- a/backend/data/Fristgerechte_Kündigung_Vodafone_TV.docx
+++ b/backend/data/Fristgerechte_Kündigung_Vodafone_TV.docx
@@ -740,7 +740,14 @@
           <w:rFonts w:ascii="Calibri" w:hAnsi="Calibri" w:cs="Calibri"/>
           <w:lang w:val="en-US"/>
         </w:rPr>
-        <w:t xml:space="preserve">        {"name":"Vertragstyp","type":"string","default":"</w:t>
+        <w:t xml:space="preserve">        </w:t>
+      </w:r>
+      <w:r>
+        <w:rPr>
+          <w:rFonts w:ascii="Calibri" w:hAnsi="Calibri" w:cs="Calibri"/>
+          <w:lang w:val="en-US"/>
+        </w:rPr>
+        <w:t>{"name":"Vertragstyp","type":"string","default":"</w:t>
       </w:r>
       <w:r>
         <w:rPr>
@@ -880,7 +887,7 @@
         <w:rPr>
           <w:rFonts w:ascii="Calibri" w:hAnsi="Calibri" w:cs="Calibri"/>
         </w:rPr>
-        <w:t>0</w:t>
+        <w:t>1</w:t>
       </w:r>
       <w:r>
         <w:rPr>
@@ -899,7 +906,25 @@
         <w:rPr>
           <w:rFonts w:ascii="Calibri" w:hAnsi="Calibri" w:cs="Calibri"/>
         </w:rPr>
-        <w:t xml:space="preserve">            "category":["Kündigung"],</w:t>
+        <w:t xml:space="preserve">            "category":["</w:t>
+      </w:r>
+      <w:r>
+        <w:rPr>
+          <w:rFonts w:ascii="Calibri" w:hAnsi="Calibri" w:cs="Calibri"/>
+        </w:rPr>
+        <w:t>Fristgerechte</w:t>
+      </w:r>
+      <w:r>
+        <w:rPr>
+          <w:rFonts w:ascii="Calibri" w:hAnsi="Calibri" w:cs="Calibri"/>
+        </w:rPr>
+        <w:t xml:space="preserve"> </w:t>
+      </w:r>
+      <w:r>
+        <w:rPr>
+          <w:rFonts w:ascii="Calibri" w:hAnsi="Calibri" w:cs="Calibri"/>
+        </w:rPr>
+        <w:t>Kündigung"],</w:t>
       </w:r>
     </w:p>
     <w:p>
@@ -948,7 +973,7 @@
         <w:rPr>
           <w:rFonts w:ascii="Calibri" w:hAnsi="Calibri" w:cs="Calibri"/>
         </w:rPr>
-        <w:t>",“</w:t>
+        <w:t>,“</w:t>
       </w:r>
       <w:r>
         <w:rPr>
